--- a/docs/AfriMart_Pitch.docx
+++ b/docs/AfriMart_Pitch.docx
@@ -318,7 +318,7 @@
           <w:sz w:val="22"/>
           <w:szCs w:val="22"/>
         </w:rPr>
-        <w:t xml:space="preserve">Opening supply this wide is only viable because quality is engineered, not assumed. Every listing meets product standards including expiry disclosure; every order is photographed at packing, creating an evidence trail; buyers can flag any item that arrives damaged, expired, or not as described, backed by a clear money-back freshness guarantee; and every signal feeds a seller quality score that decides visibility — sellers who keep quality rise, and those who do not lose reach before they can damage the marketplace's name.</w:t>
+        <w:t xml:space="preserve">Opening supply this wide is only viable because quality is engineered, not assumed. Every listing meets product standards including expiry disclosure; every order is photographed at packing, creating an evidence trail; buyers can flag any item that arrives damaged, expired, or not as described, backed by a clear money-back freshness guarantee; and every signal feeds a seller quality score that decides visibility — sellers who keep quality rise, and those who do not lose reach before they can damage the marketplace's name. Trust is made visible, not just enforced: products and sellers carry authenticity badges — diaspora-owned, imported-direct, or made-in-USA-by-an-African-brand — and hero products and sellers can carry a short origin story, the kind of storytelling no anonymous storefront competitor offers.</w:t>
       </w:r>
     </w:p>
     <w:p>
@@ -422,7 +422,7 @@
           <w:sz w:val="22"/>
           <w:szCs w:val="22"/>
         </w:rPr>
-        <w:t xml:space="preserve">: a buyer says they are cooking jollof rice and egusi soup for eight people on Saturday, and the agent assembles the complete basket with quantities scaled, checks live availability across every store in the network, proposes substitutions where needed, and lands everything before the weekend. And the agent does not stop at the basket: for buyers who want it, it guides the cooking itself — step-by-step instructions for the dish, scaled to their table, drawn from authenticity-reviewed recipes — and, in a later phase, follows up when the ingredients arrive to cook along. It is a powerful differentiator for occasion cooking, gifting, and first-time buyers — but it is an accelerant on top of ordinary ordering, never a gate in front of it.</w:t>
+        <w:t xml:space="preserve">: a buyer says they are cooking jollof rice and egusi soup for eight people on Saturday, and the agent assembles the complete basket with quantities scaled, checks live availability across every store in the network, proposes substitutions where needed, and lands everything before the weekend. And the agent does not stop at the basket: for buyers who want it, it guides the cooking itself — step-by-step instructions for the dish, scaled to their table, drawn from authenticity-reviewed recipes — and, in a later phase, follows up when the ingredients arrive to cook along. It is a powerful differentiator for occasion cooking, gifting, and first-time buyers — but it is an accelerant on top of ordinary ordering, never a gate in front of it. For larger gatherings, the same agent becomes Plan an Event: tell it the occasion and the guest count, and it consolidates a full menu of dishes into one shopping list at catering scale, checks it against the event date, and sources it — including from sellers who stock in bulk — whether the buyer is a family hosting a naming ceremony or a professional planner sourcing for a client. No competitor in the category offers anything like it.</w:t>
       </w:r>
     </w:p>
     <w:p>
@@ -436,6 +436,19 @@
           <w:szCs w:val="22"/>
         </w:rPr>
         <w:t xml:space="preserve">Over time the agent learns each household's rhythm and proposes replenishment before staples run out, converting one-off purchases into subscription-grade repeat behaviour without ever being called a subscription. A curated monthly “Taste of Home” box — Nigerian, Ghanaian, Ethiopian, Kenyan editions — serves as the acquisition product for remote customers and a natural gift purchase for parents supplying students.</w:t>
+      </w:r>
+    </w:p>
+    <w:p>
+      <w:pPr>
+        <w:spacing w:after="200" w:line="300"/>
+      </w:pPr>
+      <w:r>
+        <w:rPr>
+          <w:rFonts w:ascii="Calibri" w:cs="Calibri" w:eastAsia="Calibri" w:hAnsi="Calibri"/>
+          <w:sz w:val="22"/>
+          <w:szCs w:val="22"/>
+        </w:rPr>
+        <w:t xml:space="preserve">Gifting is not limited to the curated boxes: any order can ship to someone else’s address with a note, letting a buyer restock a relative or a student’s pantry from afar — a direct answer to how the diaspora already supports family at home, now applied to groceries. A light social layer builds on the same behaviour: buyers can save and share a recipe or an event menu as a template others can shop from directly, turning satisfied customers into a discovery channel no competitor’s storefront offers.</w:t>
       </w:r>
     </w:p>
     <w:p>
